--- a/public/exports/documents/services-agreement-sloboda-2026/ref-dispute-resolution-uk.docx
+++ b/public/exports/documents/services-agreement-sloboda-2026/ref-dispute-resolution-uk.docx
@@ -14,7 +14,7 @@
     </w:p>
     <w:p>
       <w:pPr>
-        <w:spacing w:after="160"/>
+        <w:spacing w:after="180"/>
         <w:jc w:val="both"/>
       </w:pPr>
       <w:r>
@@ -30,7 +30,7 @@
     </w:p>
     <w:p>
       <w:pPr>
-        <w:spacing w:after="160"/>
+        <w:spacing w:after="180"/>
         <w:jc w:val="both"/>
       </w:pPr>
       <w:r>
@@ -67,7 +67,8 @@
     <w:p>
       <w:pPr>
         <w:pStyle w:val="Heading2"/>
-        <w:spacing w:after="160" w:before="280"/>
+        <w:keepNext/>
+        <w:spacing w:after="180" w:before="360"/>
       </w:pPr>
       <w:r>
         <w:t xml:space="preserve">Чому саме England and Wales</w:t>
@@ -95,12 +96,22 @@
     </w:p>
     <w:p>
       <w:pPr>
-        <w:spacing w:after="160"/>
-        <w:jc w:val="both"/>
-      </w:pPr>
-      <w:r>
-        <w:t xml:space="preserve">субпідрядників (Німеччина, Україна, ЄС, США). - </w:t>
-      </w:r>
+        <w:spacing w:after="180"/>
+        <w:jc w:val="both"/>
+      </w:pPr>
+      <w:r>
+        <w:t xml:space="preserve">субпідрядників (Німеччина, Україна, ЄС, США).</w:t>
+      </w:r>
+    </w:p>
+    <w:p>
+      <w:pPr>
+        <w:pStyle w:val="ListParagraph"/>
+        <w:numPr>
+          <w:ilvl w:val="0"/>
+          <w:numId w:val="1"/>
+        </w:numPr>
+        <w:spacing w:after="60"/>
+      </w:pPr>
       <w:r>
         <w:rPr>
           <w:b/>
@@ -109,8 +120,27 @@
         <w:t xml:space="preserve">Комерційна швидкість</w:t>
       </w:r>
       <w:r>
-        <w:t xml:space="preserve"> — англійські комерційні суди мають репутацію швидких (відносно) і передбачуваних. - </w:t>
-      </w:r>
+        <w:t xml:space="preserve"> — англійські комерційні суди мають</w:t>
+      </w:r>
+    </w:p>
+    <w:p>
+      <w:pPr>
+        <w:spacing w:after="180"/>
+        <w:jc w:val="both"/>
+      </w:pPr>
+      <w:r>
+        <w:t xml:space="preserve">репутацію швидких (відносно) і передбачуваних.</w:t>
+      </w:r>
+    </w:p>
+    <w:p>
+      <w:pPr>
+        <w:pStyle w:val="ListParagraph"/>
+        <w:numPr>
+          <w:ilvl w:val="0"/>
+          <w:numId w:val="1"/>
+        </w:numPr>
+        <w:spacing w:after="60"/>
+      </w:pPr>
       <w:r>
         <w:rPr>
           <w:b/>
@@ -119,8 +149,27 @@
         <w:t xml:space="preserve">Мова</w:t>
       </w:r>
       <w:r>
-        <w:t xml:space="preserve"> — англійська, що відповідає мові більшості наших договорів. - </w:t>
-      </w:r>
+        <w:t xml:space="preserve"> — англійська, що відповідає мові більшості наших</w:t>
+      </w:r>
+    </w:p>
+    <w:p>
+      <w:pPr>
+        <w:spacing w:after="180"/>
+        <w:jc w:val="both"/>
+      </w:pPr>
+      <w:r>
+        <w:t xml:space="preserve">договорів.</w:t>
+      </w:r>
+    </w:p>
+    <w:p>
+      <w:pPr>
+        <w:pStyle w:val="ListParagraph"/>
+        <w:numPr>
+          <w:ilvl w:val="0"/>
+          <w:numId w:val="1"/>
+        </w:numPr>
+        <w:spacing w:after="60"/>
+      </w:pPr>
       <w:r>
         <w:rPr>
           <w:b/>
@@ -129,13 +178,23 @@
         <w:t xml:space="preserve">Enforcement</w:t>
       </w:r>
       <w:r>
-        <w:t xml:space="preserve"> — рішення англійських судів широко визнаються у багатьох юрисдикціях завдяки конвенціям.</w:t>
+        <w:t xml:space="preserve"> — рішення англійських судів широко визнаються</w:t>
+      </w:r>
+    </w:p>
+    <w:p>
+      <w:pPr>
+        <w:spacing w:after="180"/>
+        <w:jc w:val="both"/>
+      </w:pPr>
+      <w:r>
+        <w:t xml:space="preserve">у багатьох юрисдикціях завдяки конвенціям.</w:t>
       </w:r>
     </w:p>
     <w:p>
       <w:pPr>
         <w:pStyle w:val="Heading2"/>
-        <w:spacing w:after="160" w:before="280"/>
+        <w:keepNext/>
+        <w:spacing w:after="180" w:before="360"/>
       </w:pPr>
       <w:r>
         <w:t xml:space="preserve">Де цей пункт використовується</w:t>
@@ -143,7 +202,7 @@
     </w:p>
     <w:p>
       <w:pPr>
-        <w:spacing w:after="160"/>
+        <w:spacing w:after="180"/>
         <w:jc w:val="both"/>
       </w:pPr>
       <w:r>
@@ -214,7 +273,7 @@
     </w:p>
     <w:p>
       <w:pPr>
-        <w:spacing w:after="160"/>
+        <w:spacing w:after="180"/>
         <w:jc w:val="both"/>
       </w:pPr>
       <w:r>
@@ -224,7 +283,8 @@
     <w:p>
       <w:pPr>
         <w:pStyle w:val="Heading2"/>
-        <w:spacing w:after="160" w:before="280"/>
+        <w:keepNext/>
+        <w:spacing w:after="180" w:before="360"/>
       </w:pPr>
       <w:r>
         <w:t xml:space="preserve">60 днів — чому саме стільки</w:t>
@@ -232,7 +292,7 @@
     </w:p>
     <w:p>
       <w:pPr>
-        <w:spacing w:after="160"/>
+        <w:spacing w:after="180"/>
         <w:jc w:val="both"/>
       </w:pPr>
       <w:r>
@@ -254,11 +314,46 @@
     </w:p>
     <w:p>
       <w:pPr>
-        <w:spacing w:after="160"/>
-        <w:jc w:val="both"/>
-      </w:pPr>
-      <w:r>
-        <w:t xml:space="preserve">позиціями, можливо, залучити медіатора. - Достатньо коротко, щоб не дозволити недобросовісній стороні нескінченно затягувати. - Якщо спір принципово непримиренний — 60 днів вистачає це зрозуміти.</w:t>
+        <w:spacing w:after="180"/>
+        <w:jc w:val="both"/>
+      </w:pPr>
+      <w:r>
+        <w:t xml:space="preserve">позиціями, можливо, залучити медіатора.</w:t>
+      </w:r>
+    </w:p>
+    <w:p>
+      <w:pPr>
+        <w:pStyle w:val="ListParagraph"/>
+        <w:numPr>
+          <w:ilvl w:val="0"/>
+          <w:numId w:val="1"/>
+        </w:numPr>
+        <w:spacing w:after="60"/>
+      </w:pPr>
+      <w:r>
+        <w:t xml:space="preserve">Достатньо коротко, щоб не дозволити недобросовісній стороні</w:t>
+      </w:r>
+    </w:p>
+    <w:p>
+      <w:pPr>
+        <w:spacing w:after="180"/>
+        <w:jc w:val="both"/>
+      </w:pPr>
+      <w:r>
+        <w:t xml:space="preserve">нескінченно затягувати.</w:t>
+      </w:r>
+    </w:p>
+    <w:p>
+      <w:pPr>
+        <w:pStyle w:val="ListParagraph"/>
+        <w:numPr>
+          <w:ilvl w:val="0"/>
+          <w:numId w:val="1"/>
+        </w:numPr>
+        <w:spacing w:after="60"/>
+      </w:pPr>
+      <w:r>
+        <w:t xml:space="preserve">Якщо спір принципово непримиренний — 60 днів вистачає це зрозуміти.</w:t>
       </w:r>
     </w:p>
     <w:sectPr>
@@ -321,7 +416,7 @@
     </w:pPr>
     <w:r>
       <w:rPr>
-        <w:color w:val="888888"/>
+        <w:color w:val="8A8578"/>
         <w:sz w:val="16"/>
         <w:szCs w:val="16"/>
       </w:rPr>
@@ -329,12 +424,31 @@
     </w:r>
     <w:r>
       <w:rPr>
-        <w:color w:val="888888"/>
+        <w:color w:val="8A8578"/>
         <w:sz w:val="16"/>
         <w:szCs w:val="16"/>
       </w:rPr>
       <w:fldChar w:fldCharType="begin"/>
       <w:instrText xml:space="preserve">PAGE</w:instrText>
+      <w:fldChar w:fldCharType="separate"/>
+      <w:fldChar w:fldCharType="end"/>
+    </w:r>
+    <w:r>
+      <w:rPr>
+        <w:color w:val="8A8578"/>
+        <w:sz w:val="16"/>
+        <w:szCs w:val="16"/>
+      </w:rPr>
+      <w:t xml:space="preserve"> / </w:t>
+    </w:r>
+    <w:r>
+      <w:rPr>
+        <w:color w:val="8A8578"/>
+        <w:sz w:val="16"/>
+        <w:szCs w:val="16"/>
+      </w:rPr>
+      <w:fldChar w:fldCharType="begin"/>
+      <w:instrText xml:space="preserve">NUMPAGES</w:instrText>
       <w:fldChar w:fldCharType="separate"/>
       <w:fldChar w:fldCharType="end"/>
     </w:r>
@@ -510,8 +624,13 @@
     <w:basedOn w:val="Normal"/>
     <w:next w:val="Normal"/>
     <w:qFormat/>
-    <w:rPr>
-      <w:color w:val="2E74B5"/>
+    <w:pPr>
+      <w:spacing w:after="200" w:before="400"/>
+    </w:pPr>
+    <w:rPr>
+      <w:rFonts w:ascii="Georgia" w:cs="Georgia" w:eastAsia="Georgia" w:hAnsi="Georgia"/>
+      <w:b/>
+      <w:bCs/>
       <w:sz w:val="32"/>
       <w:szCs w:val="32"/>
     </w:rPr>
@@ -521,8 +640,13 @@
     <w:basedOn w:val="Normal"/>
     <w:next w:val="Normal"/>
     <w:qFormat/>
-    <w:rPr>
-      <w:color w:val="2E74B5"/>
+    <w:pPr>
+      <w:spacing w:after="160" w:before="320"/>
+    </w:pPr>
+    <w:rPr>
+      <w:rFonts w:ascii="Georgia" w:cs="Georgia" w:eastAsia="Georgia" w:hAnsi="Georgia"/>
+      <w:b/>
+      <w:bCs/>
       <w:sz w:val="26"/>
       <w:szCs w:val="26"/>
     </w:rPr>
@@ -532,10 +656,15 @@
     <w:basedOn w:val="Normal"/>
     <w:next w:val="Normal"/>
     <w:qFormat/>
-    <w:rPr>
-      <w:color w:val="1F4D78"/>
-      <w:sz w:val="24"/>
-      <w:szCs w:val="24"/>
+    <w:pPr>
+      <w:spacing w:after="120" w:before="240"/>
+    </w:pPr>
+    <w:rPr>
+      <w:rFonts w:ascii="Georgia" w:cs="Georgia" w:eastAsia="Georgia" w:hAnsi="Georgia"/>
+      <w:b/>
+      <w:bCs/>
+      <w:sz w:val="22"/>
+      <w:szCs w:val="22"/>
     </w:rPr>
   </w:style>
   <w:style w:type="paragraph" w:styleId="Heading4">
